--- a/submission/Report-14-module/RelifMesh_14_Module_Report.docx
+++ b/submission/Report-14-module/RelifMesh_14_Module_Report.docx
@@ -20376,9 +20376,16 @@
     <w:bookmarkEnd w:id="112"/>
     <w:bookmarkEnd w:id="113"/>
     <w:sectPr>
+      <w:headerReference w:type="default" r:id="rId100"/>
+      <w:headerReference w:type="first" r:id="rId102"/>
+      <w:footerReference w:type="default" r:id="rId101"/>
+      <w:footerReference w:type="first" r:id="rId103"/>
       <w:footnotePr>
         <w:numRestart w:val="eachSect"/>
       </w:footnotePr>
+      <w:pgSz w:w="12240" w:h="15840"/>
+      <w:pgMar w:top="1440" w:right="1440" w:bottom="1440" w:left="1440" w:header="720" w:footer="720" w:gutter="0"/>
+      <w:titlePg/>
     </w:sectPr>
   </w:body>
 </w:document>
@@ -20388,6 +20395,89 @@
 <w:comments xmlns:w="http://schemas.openxmlformats.org/wordprocessingml/2006/main" xmlns:m="http://schemas.openxmlformats.org/officeDocument/2006/math" xmlns:r="http://schemas.openxmlformats.org/officeDocument/2006/relationships" xmlns:o="urn:schemas-microsoft-com:office:office" xmlns:v="urn:schemas-microsoft-com:vml" xmlns:w10="urn:schemas-microsoft-com:office:word" xmlns:a="http://schemas.openxmlformats.org/drawingml/2006/main" xmlns:pic="http://schemas.openxmlformats.org/drawingml/2006/picture" xmlns:wp="http://schemas.openxmlformats.org/drawingml/2006/wordprocessingDrawing"/>
 </file>
 
+<file path=word/footer1.xml><?xml version="1.0" encoding="utf-8"?>
+<w:ftr xmlns:w="http://schemas.openxmlformats.org/wordprocessingml/2006/main">
+  <w:p>
+    <w:pPr>
+      <w:pBdr>
+        <w:top w:val="single" w:sz="4" w:space="4" w:color="000000"/>
+      </w:pBdr>
+      <w:tabs>
+        <w:tab w:val="center" w:pos="4680"/>
+        <w:tab w:val="right" w:pos="9360"/>
+      </w:tabs>
+      <w:rPr>
+        <w:i/>
+        <w:iCs/>
+        <w:sz w:val="16"/>
+        <w:szCs w:val="16"/>
+      </w:rPr>
+    </w:pPr>
+    <w:r>
+      <w:tab/>
+    </w:r>
+    <w:r>
+      <w:fldChar w:fldCharType="begin"/>
+    </w:r>
+    <w:r>
+      <w:instrText xml:space="preserve"> PAGE </w:instrText>
+    </w:r>
+    <w:r>
+      <w:fldChar w:fldCharType="separate"/>
+    </w:r>
+    <w:r>
+      <w:rPr>
+        <w:i/>
+        <w:iCs/>
+        <w:sz w:val="16"/>
+        <w:szCs w:val="16"/>
+      </w:rPr>
+      <w:t>1</w:t>
+    </w:r>
+    <w:r>
+      <w:fldChar w:fldCharType="end"/>
+    </w:r>
+    <w:r>
+      <w:tab/>
+    </w:r>
+    <w:r>
+      <w:rPr>
+        <w:i/>
+        <w:iCs/>
+        <w:sz w:val="16"/>
+        <w:szCs w:val="16"/>
+      </w:rPr>
+      <w:t xml:space="preserve">© Department of Computer Science and Engineering, RMSTU</w:t>
+    </w:r>
+  </w:p>
+</w:ftr>
+</file>
+
+<file path=word/footer2.xml><?xml version="1.0" encoding="utf-8"?>
+<w:ftr xmlns:w="http://schemas.openxmlformats.org/wordprocessingml/2006/main">
+  <w:p>
+    <w:pPr>
+      <w:jc w:val="center"/>
+      <w:rPr>
+        <w:i/>
+        <w:iCs/>
+        <w:sz w:val="16"/>
+        <w:szCs w:val="16"/>
+      </w:rPr>
+    </w:pPr>
+    <w:r>
+      <w:rPr>
+        <w:i/>
+        <w:iCs/>
+        <w:sz w:val="16"/>
+        <w:szCs w:val="16"/>
+      </w:rPr>
+      <w:t xml:space="preserve">© Department of Computer Science and Engineering, RMSTU</w:t>
+    </w:r>
+  </w:p>
+</w:ftr>
+</file>
+
 <file path=word/footnotes.xml><?xml version="1.0" encoding="utf-8"?>
 <w:footnotes xmlns:w="http://schemas.openxmlformats.org/wordprocessingml/2006/main" xmlns:m="http://schemas.openxmlformats.org/officeDocument/2006/math" xmlns:r="http://schemas.openxmlformats.org/officeDocument/2006/relationships" xmlns:o="urn:schemas-microsoft-com:office:office" xmlns:v="urn:schemas-microsoft-com:vml" xmlns:w10="urn:schemas-microsoft-com:office:word" xmlns:a="http://schemas.openxmlformats.org/drawingml/2006/main" xmlns:pic="http://schemas.openxmlformats.org/drawingml/2006/picture" xmlns:wp="http://schemas.openxmlformats.org/drawingml/2006/wordprocessingDrawing">
   <w:footnote w:type="continuationSeparator" w:id="0">
@@ -20405,6 +20495,40 @@
     </w:p>
   </w:footnote>
 </w:footnotes>
+</file>
+
+<file path=word/header1.xml><?xml version="1.0" encoding="utf-8"?>
+<w:hdr xmlns:w="http://schemas.openxmlformats.org/wordprocessingml/2006/main">
+  <w:p>
+    <w:pPr>
+      <w:pBdr>
+        <w:bottom w:val="single" w:sz="6" w:space="4" w:color="000000"/>
+      </w:pBdr>
+      <w:jc w:val="right"/>
+      <w:rPr>
+        <w:i/>
+        <w:iCs/>
+        <w:sz w:val="18"/>
+        <w:szCs w:val="18"/>
+      </w:rPr>
+    </w:pPr>
+    <w:r>
+      <w:rPr>
+        <w:i/>
+        <w:iCs/>
+        <w:sz w:val="18"/>
+        <w:szCs w:val="18"/>
+      </w:rPr>
+      <w:t xml:space="preserve">RelifMesh — 14-Module Consolidated Project Report | Dept. of CSE, RMSTU</w:t>
+    </w:r>
+  </w:p>
+</w:hdr>
+</file>
+
+<file path=word/header2.xml><?xml version="1.0" encoding="utf-8"?>
+<w:hdr xmlns:w="http://schemas.openxmlformats.org/wordprocessingml/2006/main">
+  <w:p/>
+</w:hdr>
 </file>
 
 <file path=word/numbering.xml><?xml version="1.0" encoding="utf-8"?>
@@ -20678,6 +20802,9 @@
   <w:style w:default="1" w:styleId="Normal" w:type="paragraph">
     <w:name w:val="Normal"/>
     <w:qFormat/>
+    <w:pPr>
+      <w:jc w:val="both"/>
+    </w:pPr>
   </w:style>
   <w:style w:styleId="BodyText" w:type="paragraph">
     <w:name w:val="Body Text"/>
@@ -20851,7 +20978,7 @@
     </w:pPr>
     <w:rPr>
       <w:rFonts w:asciiTheme="majorHAnsi" w:cstheme="majorBidi" w:eastAsiaTheme="majorEastAsia" w:hAnsiTheme="majorHAnsi"/>
-      <w:color w:themeColor="accent1" w:themeShade="BF" w:val="0F4761"/>
+      <w:color w:val="000000"/>
       <w:sz w:val="40"/>
       <w:szCs w:val="40"/>
     </w:rPr>
@@ -20869,12 +20996,13 @@
     <w:pPr>
       <w:keepNext/>
       <w:keepLines/>
+      <w:pageBreakBefore/>
       <w:spacing w:after="80" w:before="160"/>
       <w:outlineLvl w:val="1"/>
     </w:pPr>
     <w:rPr>
       <w:rFonts w:asciiTheme="majorHAnsi" w:cstheme="majorBidi" w:eastAsiaTheme="majorEastAsia" w:hAnsiTheme="majorHAnsi"/>
-      <w:color w:themeColor="accent1" w:themeShade="BF" w:val="0F4761"/>
+      <w:color w:val="000000"/>
       <w:sz w:val="32"/>
       <w:szCs w:val="32"/>
     </w:rPr>
@@ -20897,7 +21025,7 @@
     </w:pPr>
     <w:rPr>
       <w:rFonts w:cstheme="majorBidi" w:eastAsiaTheme="majorEastAsia"/>
-      <w:color w:themeColor="accent1" w:themeShade="BF" w:val="0F4761"/>
+      <w:color w:val="000000"/>
       <w:sz w:val="28"/>
       <w:szCs w:val="28"/>
     </w:rPr>
@@ -20922,7 +21050,7 @@
       <w:rFonts w:cstheme="majorBidi" w:eastAsiaTheme="majorEastAsia"/>
       <w:i/>
       <w:iCs/>
-      <w:color w:themeColor="accent1" w:themeShade="BF" w:val="0F4761"/>
+      <w:color w:val="000000"/>
     </w:rPr>
   </w:style>
   <w:style w:styleId="Heading5" w:type="paragraph">
@@ -20943,7 +21071,7 @@
     </w:pPr>
     <w:rPr>
       <w:rFonts w:cstheme="majorBidi" w:eastAsiaTheme="majorEastAsia"/>
-      <w:color w:themeColor="accent1" w:themeShade="BF" w:val="0F4761"/>
+      <w:color w:val="000000"/>
     </w:rPr>
   </w:style>
   <w:style w:styleId="Heading6" w:type="paragraph">
@@ -21042,7 +21170,7 @@
     <w:rsid w:val="00A10FD9"/>
     <w:rPr>
       <w:rFonts w:asciiTheme="majorHAnsi" w:cstheme="majorBidi" w:eastAsiaTheme="majorEastAsia" w:hAnsiTheme="majorHAnsi"/>
-      <w:color w:themeColor="accent1" w:themeShade="BF" w:val="0F4761"/>
+      <w:color w:val="000000"/>
       <w:sz w:val="40"/>
       <w:szCs w:val="40"/>
     </w:rPr>
@@ -21056,7 +21184,7 @@
     <w:rsid w:val="00A10FD9"/>
     <w:rPr>
       <w:rFonts w:asciiTheme="majorHAnsi" w:cstheme="majorBidi" w:eastAsiaTheme="majorEastAsia" w:hAnsiTheme="majorHAnsi"/>
-      <w:color w:themeColor="accent1" w:themeShade="BF" w:val="0F4761"/>
+      <w:color w:val="000000"/>
       <w:sz w:val="32"/>
       <w:szCs w:val="32"/>
     </w:rPr>
@@ -21070,7 +21198,7 @@
     <w:rsid w:val="00A10FD9"/>
     <w:rPr>
       <w:rFonts w:cstheme="majorBidi" w:eastAsiaTheme="majorEastAsia"/>
-      <w:color w:themeColor="accent1" w:themeShade="BF" w:val="0F4761"/>
+      <w:color w:val="000000"/>
       <w:sz w:val="28"/>
       <w:szCs w:val="28"/>
     </w:rPr>
@@ -21086,7 +21214,7 @@
       <w:rFonts w:cstheme="majorBidi" w:eastAsiaTheme="majorEastAsia"/>
       <w:i/>
       <w:iCs/>
-      <w:color w:themeColor="accent1" w:themeShade="BF" w:val="0F4761"/>
+      <w:color w:val="000000"/>
     </w:rPr>
   </w:style>
   <w:style w:customStyle="1" w:styleId="Heading5Char" w:type="character">
@@ -21098,7 +21226,7 @@
     <w:rsid w:val="00A10FD9"/>
     <w:rPr>
       <w:rFonts w:cstheme="majorBidi" w:eastAsiaTheme="majorEastAsia"/>
-      <w:color w:themeColor="accent1" w:themeShade="BF" w:val="0F4761"/>
+      <w:color w:val="000000"/>
     </w:rPr>
   </w:style>
   <w:style w:customStyle="1" w:styleId="Heading6Char" w:type="character">
@@ -21198,18 +21326,30 @@
     <w:qFormat/>
     <w:tblPr>
       <w:tblInd w:type="dxa" w:w="0"/>
+      <w:tblBorders>
+        <w:top w:val="single" w:sz="4" w:space="0" w:color="000000"/>
+        <w:left w:val="single" w:sz="4" w:space="0" w:color="000000"/>
+        <w:bottom w:val="single" w:sz="4" w:space="0" w:color="000000"/>
+        <w:right w:val="single" w:sz="4" w:space="0" w:color="000000"/>
+        <w:insideH w:val="single" w:sz="4" w:space="0" w:color="000000"/>
+        <w:insideV w:val="single" w:sz="4" w:space="0" w:color="000000"/>
+      </w:tblBorders>
       <w:tblCellMar>
-        <w:top w:type="dxa" w:w="0"/>
+        <w:top w:type="dxa" w:w="60"/>
         <w:left w:type="dxa" w:w="108"/>
-        <w:bottom w:type="dxa" w:w="0"/>
+        <w:bottom w:type="dxa" w:w="60"/>
         <w:right w:type="dxa" w:w="108"/>
       </w:tblCellMar>
     </w:tblPr>
     <w:tblStylePr w:type="firstRow">
+      <w:rPr>
+        <w:b/>
+      </w:rPr>
       <w:tcPr>
         <w:tcBorders>
-          <w:bottom w:val="single"/>
+          <w:bottom w:val="single" w:sz="4" w:space="0" w:color="000000"/>
         </w:tcBorders>
+        <w:shd w:val="clear" w:color="auto" w:fill="D9D9D9"/>
         <w:vAlign w:val="bottom"/>
       </w:tcPr>
     </w:tblStylePr>
@@ -21292,7 +21432,8 @@
     <w:name w:val="Hyperlink"/>
     <w:basedOn w:val="BodyTextChar"/>
     <w:rPr>
-      <w:color w:themeColor="accent1" w:val="4F81BD"/>
+      <w:color w:val="000000"/>
+      <w:u w:val="none"/>
     </w:rPr>
   </w:style>
   <w:style w:styleId="TOCHeading" w:type="paragraph">
@@ -21593,7 +21734,7 @@
     </a:clrScheme>
     <a:fontScheme name="Office">
       <a:majorFont>
-        <a:latin typeface="Aptos Display" panose="02110004020202020204"/>
+        <a:latin typeface="Times New Roman" panose="02020603050405020304"/>
         <a:ea typeface=""/>
         <a:cs typeface=""/>
         <a:font script="Jpan" typeface="游ゴシック Light"/>
@@ -21645,7 +21786,7 @@
         <a:font script="Tfng" typeface="Ebrima"/>
       </a:majorFont>
       <a:minorFont>
-        <a:latin typeface="Aptos" panose="02110004020202020204"/>
+        <a:latin typeface="Times New Roman" panose="02020603050405020304"/>
         <a:ea typeface=""/>
         <a:cs typeface=""/>
         <a:font script="Jpan" typeface="游明朝"/>
